--- a/arb/docx/003.content.docx
+++ b/arb/docx/003.content.docx
@@ -296,7 +296,6 @@
       </w:r>
       <w:r>
         <w:rPr>
-          <w:b/>
           <w:rtl/>
           <w:cs/>
           <w:lang w:val="ar_AE" w:bidi="ar_AE"/>
@@ -311,20 +310,14 @@
         </w:rPr>
         <w:t xml:space="preserve">، فقد كرَّسه أو أفرزه لله: فإن هذا الشخص يصبح </w:t>
       </w:r>
-      <w:hyperlink r:id="rId13">
-        <w:r>
-          <w:rPr>
-            <w:rtl/>
-            <w:cs/>
-            <w:lang w:val="ar_AE" w:bidi="ar_AE"/>
-          </w:rPr>
-          <w:rPr>
-            <w:color w:val="0000EE"/>
-            <w:u w:val="single"/>
-          </w:rPr>
-          <w:t>مُقدسًا</w:t>
-        </w:r>
-      </w:hyperlink>
+      <w:r>
+        <w:rPr>
+          <w:rtl/>
+          <w:cs/>
+          <w:lang w:val="ar_AE" w:bidi="ar_AE"/>
+        </w:rPr>
+        <w:t>مُقدسًا</w:t>
+      </w:r>
       <w:r>
         <w:rPr>
           <w:rtl/>
@@ -486,20 +479,14 @@
         </w:rPr>
         <w:t xml:space="preserve">وفي العهد الجديد، كان جميع الذين يتبعون يسوع ويريدون أن يتعلموا منه هم تلاميذ. في بعض الأحيان، كان يسوع يرسل مجموعات من التلاميذ ليكرزوا </w:t>
       </w:r>
-      <w:hyperlink r:id="rId14">
-        <w:r>
-          <w:rPr>
-            <w:rtl/>
-            <w:cs/>
-            <w:lang w:val="ar_AE" w:bidi="ar_AE"/>
-          </w:rPr>
-          <w:rPr>
-            <w:color w:val="0000EE"/>
-            <w:u w:val="single"/>
-          </w:rPr>
-          <w:t>بالأخبار السارة</w:t>
-        </w:r>
-      </w:hyperlink>
+      <w:r>
+        <w:rPr>
+          <w:rtl/>
+          <w:cs/>
+          <w:lang w:val="ar_AE" w:bidi="ar_AE"/>
+        </w:rPr>
+        <w:t>بالأخبار السارة</w:t>
+      </w:r>
       <w:r>
         <w:rPr>
           <w:rtl/>
@@ -508,20 +495,14 @@
         </w:rPr>
         <w:t xml:space="preserve"> بأن </w:t>
       </w:r>
-      <w:hyperlink r:id="rId15">
-        <w:r>
-          <w:rPr>
-            <w:rtl/>
-            <w:cs/>
-            <w:lang w:val="ar_AE" w:bidi="ar_AE"/>
-          </w:rPr>
-          <w:rPr>
-            <w:color w:val="0000EE"/>
-            <w:u w:val="single"/>
-          </w:rPr>
-          <w:t>ملكوت الله</w:t>
-        </w:r>
-      </w:hyperlink>
+      <w:r>
+        <w:rPr>
+          <w:rtl/>
+          <w:cs/>
+          <w:lang w:val="ar_AE" w:bidi="ar_AE"/>
+        </w:rPr>
+        <w:t>ملكوت الله</w:t>
+      </w:r>
       <w:r>
         <w:rPr>
           <w:rtl/>
@@ -530,20 +511,14 @@
         </w:rPr>
         <w:t xml:space="preserve"> قد أتى و</w:t>
       </w:r>
-      <w:hyperlink r:id="rId16">
-        <w:r>
-          <w:rPr>
-            <w:rtl/>
-            <w:cs/>
-            <w:lang w:val="ar_AE" w:bidi="ar_AE"/>
-          </w:rPr>
-          <w:rPr>
-            <w:color w:val="0000EE"/>
-            <w:u w:val="single"/>
-          </w:rPr>
-          <w:t>ليشفوا</w:t>
-        </w:r>
-      </w:hyperlink>
+      <w:r>
+        <w:rPr>
+          <w:rtl/>
+          <w:cs/>
+          <w:lang w:val="ar_AE" w:bidi="ar_AE"/>
+        </w:rPr>
+        <w:t>ليشفوا</w:t>
+      </w:r>
       <w:r>
         <w:rPr>
           <w:rtl/>
@@ -574,7 +549,6 @@
       </w:r>
       <w:r>
         <w:rPr>
-          <w:b/>
           <w:rtl/>
           <w:cs/>
           <w:lang w:val="ar_AE" w:bidi="ar_AE"/>
@@ -589,20 +563,14 @@
         </w:rPr>
         <w:t xml:space="preserve">. والرسول هو الشخص الذي أخذ </w:t>
       </w:r>
-      <w:hyperlink r:id="rId17">
-        <w:r>
-          <w:rPr>
-            <w:rtl/>
-            <w:cs/>
-            <w:lang w:val="ar_AE" w:bidi="ar_AE"/>
-          </w:rPr>
-          <w:rPr>
-            <w:color w:val="0000EE"/>
-            <w:u w:val="single"/>
-          </w:rPr>
-          <w:t>سلطانًا</w:t>
-        </w:r>
-      </w:hyperlink>
+      <w:r>
+        <w:rPr>
+          <w:rtl/>
+          <w:cs/>
+          <w:lang w:val="ar_AE" w:bidi="ar_AE"/>
+        </w:rPr>
+        <w:t>سلطانًا</w:t>
+      </w:r>
       <w:r>
         <w:rPr>
           <w:rtl/>
@@ -631,20 +599,14 @@
         </w:rPr>
         <w:t xml:space="preserve">وقبل أن يصعد يسوع إلى </w:t>
       </w:r>
-      <w:hyperlink r:id="rId18">
-        <w:r>
-          <w:rPr>
-            <w:rtl/>
-            <w:cs/>
-            <w:lang w:val="ar_AE" w:bidi="ar_AE"/>
-          </w:rPr>
-          <w:rPr>
-            <w:color w:val="0000EE"/>
-            <w:u w:val="single"/>
-          </w:rPr>
-          <w:t>السماء</w:t>
-        </w:r>
-      </w:hyperlink>
+      <w:r>
+        <w:rPr>
+          <w:rtl/>
+          <w:cs/>
+          <w:lang w:val="ar_AE" w:bidi="ar_AE"/>
+        </w:rPr>
+        <w:t>السماء</w:t>
+      </w:r>
       <w:r>
         <w:rPr>
           <w:rtl/>
@@ -655,7 +617,6 @@
       </w:r>
       <w:r>
         <w:rPr>
-          <w:b/>
           <w:rtl/>
           <w:cs/>
           <w:lang w:val="ar_AE" w:bidi="ar_AE"/>
@@ -751,20 +712,14 @@
         </w:rPr>
         <w:t xml:space="preserve">وتذكّروا أنه ينبغي أن تكون لكم كلمة مختلفة أيضًا للإشارة إلى </w:t>
       </w:r>
-      <w:hyperlink r:id="rId19">
-        <w:r>
-          <w:rPr>
-            <w:rtl/>
-            <w:cs/>
-            <w:lang w:val="ar_AE" w:bidi="ar_AE"/>
-          </w:rPr>
-          <w:rPr>
-            <w:color w:val="0000EE"/>
-            <w:u w:val="single"/>
-          </w:rPr>
-          <w:t>"الرسول"</w:t>
-        </w:r>
-      </w:hyperlink>
+      <w:r>
+        <w:rPr>
+          <w:rtl/>
+          <w:cs/>
+          <w:lang w:val="ar_AE" w:bidi="ar_AE"/>
+        </w:rPr>
+        <w:t>"الرسول"</w:t>
+      </w:r>
       <w:r>
         <w:rPr>
           <w:rtl/>
@@ -879,7 +834,6 @@
       </w:r>
       <w:r>
         <w:rPr>
-          <w:b/>
           <w:rtl/>
           <w:cs/>
           <w:lang w:val="ar_AE" w:bidi="ar_AE"/>
@@ -896,7 +850,6 @@
       </w:r>
       <w:r>
         <w:rPr>
-          <w:b/>
           <w:rtl/>
           <w:cs/>
           <w:lang w:val="ar_AE" w:bidi="ar_AE"/>
@@ -1056,20 +1009,14 @@
         </w:rPr>
         <w:t xml:space="preserve"> على شخص ما يعني أن تتكلم </w:t>
       </w:r>
-      <w:hyperlink r:id="rId20">
-        <w:r>
-          <w:rPr>
-            <w:rtl/>
-            <w:cs/>
-            <w:lang w:val="ar_AE" w:bidi="ar_AE"/>
-          </w:rPr>
-          <w:rPr>
-            <w:color w:val="0000EE"/>
-            <w:u w:val="single"/>
-          </w:rPr>
-          <w:t>بالشر</w:t>
-        </w:r>
-      </w:hyperlink>
+      <w:r>
+        <w:rPr>
+          <w:rtl/>
+          <w:cs/>
+          <w:lang w:val="ar_AE" w:bidi="ar_AE"/>
+        </w:rPr>
+        <w:t>بالشر</w:t>
+      </w:r>
       <w:r>
         <w:rPr>
           <w:rtl/>
@@ -1080,7 +1027,6 @@
       </w:r>
       <w:r>
         <w:rPr>
-          <w:b/>
           <w:rtl/>
           <w:cs/>
           <w:lang w:val="ar_AE" w:bidi="ar_AE"/>
@@ -1171,20 +1117,14 @@
         </w:rPr>
         <w:t xml:space="preserve"> هي أغنية تسبيح </w:t>
       </w:r>
-      <w:hyperlink r:id="rId21">
-        <w:r>
-          <w:rPr>
-            <w:rtl/>
-            <w:cs/>
-            <w:lang w:val="ar_AE" w:bidi="ar_AE"/>
-          </w:rPr>
-          <w:rPr>
-            <w:color w:val="0000EE"/>
-            <w:u w:val="single"/>
-          </w:rPr>
-          <w:t>لله</w:t>
-        </w:r>
-      </w:hyperlink>
+      <w:r>
+        <w:rPr>
+          <w:rtl/>
+          <w:cs/>
+          <w:lang w:val="ar_AE" w:bidi="ar_AE"/>
+        </w:rPr>
+        <w:t>لله</w:t>
+      </w:r>
       <w:r>
         <w:rPr>
           <w:rtl/>
@@ -1195,7 +1135,6 @@
       </w:r>
       <w:r>
         <w:rPr>
-          <w:b/>
           <w:rtl/>
           <w:cs/>
           <w:lang w:val="ar_AE" w:bidi="ar_AE"/>
@@ -1210,20 +1149,14 @@
         </w:rPr>
         <w:t xml:space="preserve"> يرددونها بعد المزامير. وكان اليهود يسبحون الله عندما يجتمعون معًا في </w:t>
       </w:r>
-      <w:hyperlink r:id="rId22">
-        <w:r>
-          <w:rPr>
-            <w:rtl/>
-            <w:cs/>
-            <w:lang w:val="ar_AE" w:bidi="ar_AE"/>
-          </w:rPr>
-          <w:rPr>
-            <w:color w:val="0000EE"/>
-            <w:u w:val="single"/>
-          </w:rPr>
-          <w:t>المجمع</w:t>
-        </w:r>
-      </w:hyperlink>
+      <w:r>
+        <w:rPr>
+          <w:rtl/>
+          <w:cs/>
+          <w:lang w:val="ar_AE" w:bidi="ar_AE"/>
+        </w:rPr>
+        <w:t>المجمع</w:t>
+      </w:r>
       <w:r>
         <w:rPr>
           <w:rtl/>
@@ -1234,7 +1167,6 @@
       </w:r>
       <w:r>
         <w:rPr>
-          <w:b/>
           <w:rtl/>
           <w:cs/>
           <w:lang w:val="ar_AE" w:bidi="ar_AE"/>
@@ -1335,7 +1267,6 @@
       </w:r>
       <w:r>
         <w:rPr>
-          <w:b/>
           <w:rtl/>
           <w:cs/>
           <w:lang w:val="ar_AE" w:bidi="ar_AE"/>
@@ -1428,28 +1359,27 @@
       </w:r>
       <w:r>
         <w:rPr>
+          <w:rtl/>
+          <w:cs/>
+          <w:lang w:val="ar_AE" w:bidi="ar_AE"/>
+        </w:rPr>
+        <w:t>طاهرًا</w:t>
+      </w:r>
+      <w:r>
+        <w:rPr>
+          <w:rtl/>
+          <w:cs/>
+          <w:lang w:val="ar_AE" w:bidi="ar_AE"/>
+        </w:rPr>
+        <w:t xml:space="preserve">، وهو ما يعني أنه أصبح لائقًا لخدمة الله. وكلمتي "طاهر" و "نجس" في الكتاب المُقدَّس لا تتحدثا عما إذا كان شيء ما نظيفًا أو متسخًا من الخارج. ففي الكتاب المُقدَّس، الشخص </w:t>
+      </w:r>
+      <w:r>
+        <w:rPr>
           <w:b/>
           <w:rtl/>
           <w:cs/>
           <w:lang w:val="ar_AE" w:bidi="ar_AE"/>
         </w:rPr>
-        <w:t>طاهرًا</w:t>
-      </w:r>
-      <w:r>
-        <w:rPr>
-          <w:rtl/>
-          <w:cs/>
-          <w:lang w:val="ar_AE" w:bidi="ar_AE"/>
-        </w:rPr>
-        <w:t xml:space="preserve">، وهو ما يعني أنه أصبح لائقًا لخدمة الله. وكلمتي "طاهر" و "نجس" في الكتاب المُقدَّس لا تتحدثا عما إذا كان شيء ما نظيفًا أو متسخًا من الخارج. ففي الكتاب المُقدَّس، الشخص </w:t>
-      </w:r>
-      <w:r>
-        <w:rPr>
-          <w:b/>
-          <w:rtl/>
-          <w:cs/>
-          <w:lang w:val="ar_AE" w:bidi="ar_AE"/>
-        </w:rPr>
         <w:t>الطاهر</w:t>
       </w:r>
       <w:r>
@@ -1460,20 +1390,14 @@
         </w:rPr>
         <w:t xml:space="preserve"> يعني شخص لائق لخدمة الله، أي شخص مقبول أن يشارك في </w:t>
       </w:r>
-      <w:hyperlink r:id="rId23">
-        <w:r>
-          <w:rPr>
-            <w:rtl/>
-            <w:cs/>
-            <w:lang w:val="ar_AE" w:bidi="ar_AE"/>
-          </w:rPr>
-          <w:rPr>
-            <w:color w:val="0000EE"/>
-            <w:u w:val="single"/>
-          </w:rPr>
-          <w:t>عبادة</w:t>
-        </w:r>
-      </w:hyperlink>
+      <w:r>
+        <w:rPr>
+          <w:rtl/>
+          <w:cs/>
+          <w:lang w:val="ar_AE" w:bidi="ar_AE"/>
+        </w:rPr>
+        <w:t>عبادة</w:t>
+      </w:r>
       <w:r>
         <w:rPr>
           <w:rtl/>
@@ -1519,20 +1443,14 @@
         </w:rPr>
         <w:t xml:space="preserve">فإذا تنجست امرأة لأنها نزفت دمًا خلال دورتها الشهرية أو أنها أنجبت طفلًا، أو إذا كان شخص ما قد مارس علاقة جنسية، أو لمس جسدًا ميتًا، أو شُفى من مرض جلدي، فإنهم جميعًا صاروا نجسين. وكان عليهم أن ينتظروا لفترة معينة من الوقت ثم يغتسلوا. وفي بعض الحالات، كان عليهم أيضًا تقديم </w:t>
       </w:r>
-      <w:hyperlink r:id="rId24">
-        <w:r>
-          <w:rPr>
-            <w:rtl/>
-            <w:cs/>
-            <w:lang w:val="ar_AE" w:bidi="ar_AE"/>
-          </w:rPr>
-          <w:rPr>
-            <w:color w:val="0000EE"/>
-            <w:u w:val="single"/>
-          </w:rPr>
-          <w:t>ذبيحة</w:t>
-        </w:r>
-      </w:hyperlink>
+      <w:r>
+        <w:rPr>
+          <w:rtl/>
+          <w:cs/>
+          <w:lang w:val="ar_AE" w:bidi="ar_AE"/>
+        </w:rPr>
+        <w:t>ذبيحة</w:t>
+      </w:r>
       <w:r>
         <w:rPr>
           <w:rtl/>
@@ -1600,20 +1518,14 @@
           <w:lang w:val="ar_AE" w:bidi="ar_AE"/>
         </w:rPr>
       </w:r>
-      <w:hyperlink r:id="rId25">
-        <w:r>
-          <w:rPr>
-            <w:rtl/>
-            <w:cs/>
-            <w:lang w:val="ar_AE" w:bidi="ar_AE"/>
-          </w:rPr>
-          <w:rPr>
-            <w:color w:val="0000EE"/>
-            <w:u w:val="single"/>
-          </w:rPr>
-          <w:t>والمجد</w:t>
-        </w:r>
-      </w:hyperlink>
+      <w:r>
+        <w:rPr>
+          <w:rtl/>
+          <w:cs/>
+          <w:lang w:val="ar_AE" w:bidi="ar_AE"/>
+        </w:rPr>
+        <w:t>والمجد</w:t>
+      </w:r>
       <w:r>
         <w:rPr>
           <w:rtl/>
@@ -1659,20 +1571,14 @@
         </w:rPr>
         <w:t xml:space="preserve"> الناس المجد لله، فإنهم </w:t>
       </w:r>
-      <w:hyperlink r:id="rId21">
-        <w:r>
-          <w:rPr>
-            <w:rtl/>
-            <w:cs/>
-            <w:lang w:val="ar_AE" w:bidi="ar_AE"/>
-          </w:rPr>
-          <w:rPr>
-            <w:color w:val="0000EE"/>
-            <w:u w:val="single"/>
-          </w:rPr>
-          <w:t>يسبحون</w:t>
-        </w:r>
-      </w:hyperlink>
+      <w:r>
+        <w:rPr>
+          <w:rtl/>
+          <w:cs/>
+          <w:lang w:val="ar_AE" w:bidi="ar_AE"/>
+        </w:rPr>
+        <w:t>يسبحون</w:t>
+      </w:r>
       <w:r>
         <w:rPr>
           <w:rtl/>
